--- a/src/templates/reference.docx
+++ b/src/templates/reference.docx
@@ -229,6 +229,102 @@
         </w:rPr>
         <w:footnoteReference w:id="1"/>
       </w:r>
+    </w:p>
+    <w:p>
+      <w:pPr>
+        <w:pStyle w:val="a1"/>
+      </w:pPr>
+    </w:p>
+    <w:p>
+      <w:pPr>
+        <w:pStyle w:val="MTDisplayEquation"/>
+      </w:pPr>
+      <w:r>
+        <w:tab/>
+      </w:r>
+      <w:r>
+        <w:rPr>
+          <w:position w:val="-10"/>
+        </w:rPr>
+        <w:object w:dxaOrig="1740" w:dyaOrig="300" w14:anchorId="594B30D9">
+          <v:shapetype id="_x0000_t75" coordsize="21600,21600" o:spt="75" o:preferrelative="t" path="m@4@5l@4@11@9@11@9@5xe" filled="f" stroked="f">
+            <v:stroke joinstyle="miter"/>
+            <v:formulas>
+              <v:f eqn="if lineDrawn pixelLineWidth 0"/>
+              <v:f eqn="sum @0 1 0"/>
+              <v:f eqn="sum 0 0 @1"/>
+              <v:f eqn="prod @2 1 2"/>
+              <v:f eqn="prod @3 21600 pixelWidth"/>
+              <v:f eqn="prod @3 21600 pixelHeight"/>
+              <v:f eqn="sum @0 0 1"/>
+              <v:f eqn="prod @6 1 2"/>
+              <v:f eqn="prod @7 21600 pixelWidth"/>
+              <v:f eqn="sum @8 21600 0"/>
+              <v:f eqn="prod @7 21600 pixelHeight"/>
+              <v:f eqn="sum @10 21600 0"/>
+            </v:formulas>
+            <v:path o:extrusionok="f" gradientshapeok="t" o:connecttype="rect"/>
+            <o:lock v:ext="edit" aspectratio="t"/>
+          </v:shapetype>
+          <v:shape id="_x0000_i1043" type="#_x0000_t75" style="width:86.9pt;height:14.9pt" o:ole="">
+            <v:imagedata r:id="rId9" o:title=""/>
+          </v:shape>
+          <o:OLEObject Type="Embed" ProgID="Equation.DSMT4" ShapeID="_x0000_i1043" DrawAspect="Content" ObjectID="_1835940955" r:id="rId10"/>
+        </w:object>
+      </w:r>
+      <w:r>
+        <w:tab/>
+      </w:r>
+      <w:r>
+        <w:fldChar w:fldCharType="begin"/>
+      </w:r>
+      <w:r>
+        <w:instrText xml:space="preserve"> MACROBUTTON MTPlaceRef \* MERGEFORMAT </w:instrText>
+      </w:r>
+      <w:r>
+        <w:fldChar w:fldCharType="begin"/>
+      </w:r>
+      <w:r>
+        <w:instrText xml:space="preserve"> SEQ MTEqn \h \* MERGEFORMAT </w:instrText>
+      </w:r>
+      <w:r>
+        <w:fldChar w:fldCharType="end"/>
+      </w:r>
+      <w:r>
+        <w:instrText>(</w:instrText>
+      </w:r>
+      <w:r>
+        <w:fldChar w:fldCharType="begin"/>
+      </w:r>
+      <w:r>
+        <w:instrText xml:space="preserve"> SEQ MTEqn \c \* Arabic \* MERGEFORMAT </w:instrText>
+      </w:r>
+      <w:r>
+        <w:fldChar w:fldCharType="separate"/>
+      </w:r>
+      <w:r>
+        <w:rPr>
+          <w:noProof/>
+        </w:rPr>
+        <w:instrText>1</w:instrText>
+      </w:r>
+      <w:r>
+        <w:fldChar w:fldCharType="end"/>
+      </w:r>
+      <w:r>
+        <w:instrText>)</w:instrText>
+      </w:r>
+      <w:r>
+        <w:fldChar w:fldCharType="end"/>
+      </w:r>
+    </w:p>
+    <w:p>
+      <w:pPr>
+        <w:pStyle w:val="a1"/>
+        <w:rPr>
+          <w:rFonts w:hint="eastAsia"/>
+        </w:rPr>
+      </w:pPr>
     </w:p>
     <w:p>
       <w:pPr>
@@ -328,6 +424,7 @@
         <w:spacing w:after="120"/>
       </w:pPr>
       <w:r>
+        <w:lastRenderedPageBreak/>
         <w:t>Image Caption</w:t>
       </w:r>
     </w:p>
@@ -335,11 +432,9 @@
       <w:pPr>
         <w:pStyle w:val="DefinitionTerm"/>
       </w:pPr>
-      <w:proofErr w:type="spellStart"/>
       <w:r>
         <w:t>DefinitionTerm</w:t>
       </w:r>
-      <w:proofErr w:type="spellEnd"/>
     </w:p>
     <w:p>
       <w:pPr>
@@ -353,12 +448,9 @@
       <w:pPr>
         <w:pStyle w:val="DefinitionTerm"/>
       </w:pPr>
-      <w:proofErr w:type="spellStart"/>
-      <w:r>
-        <w:lastRenderedPageBreak/>
+      <w:r>
         <w:t>DefinitionTerm</w:t>
       </w:r>
-      <w:proofErr w:type="spellEnd"/>
     </w:p>
     <w:p>
       <w:pPr>
@@ -370,15 +462,10 @@
     </w:p>
     <w:p>
       <w:pPr>
-        <w:pStyle w:val="Displayedformula"/>
-      </w:pPr>
-      <w:r>
-        <w:t>Displayed formula</w:t>
-      </w:r>
-    </w:p>
-    <w:p>
-      <w:pPr>
         <w:pStyle w:val="a1"/>
+        <w:rPr>
+          <w:rFonts w:hint="eastAsia"/>
+        </w:rPr>
       </w:pPr>
     </w:p>
     <w:p>
@@ -486,7 +573,7 @@
   <w:abstractNum w:abstractNumId="0" w15:restartNumberingAfterBreak="0">
     <w:nsid w:val="FFFFFF7C"/>
     <w:multiLevelType w:val="singleLevel"/>
-    <w:tmpl w:val="3A2ACADE"/>
+    <w:tmpl w:val="C936C132"/>
     <w:lvl w:ilvl="0">
       <w:start w:val="1"/>
       <w:numFmt w:val="decimal"/>
@@ -503,7 +590,7 @@
   <w:abstractNum w:abstractNumId="1" w15:restartNumberingAfterBreak="0">
     <w:nsid w:val="FFFFFF7D"/>
     <w:multiLevelType w:val="singleLevel"/>
-    <w:tmpl w:val="FE464D12"/>
+    <w:tmpl w:val="32FAE99C"/>
     <w:lvl w:ilvl="0">
       <w:start w:val="1"/>
       <w:numFmt w:val="decimal"/>
@@ -520,7 +607,7 @@
   <w:abstractNum w:abstractNumId="2" w15:restartNumberingAfterBreak="0">
     <w:nsid w:val="FFFFFF7E"/>
     <w:multiLevelType w:val="singleLevel"/>
-    <w:tmpl w:val="E3BA0180"/>
+    <w:tmpl w:val="90F8059A"/>
     <w:lvl w:ilvl="0">
       <w:start w:val="1"/>
       <w:numFmt w:val="decimal"/>
@@ -537,7 +624,7 @@
   <w:abstractNum w:abstractNumId="3" w15:restartNumberingAfterBreak="0">
     <w:nsid w:val="FFFFFF7F"/>
     <w:multiLevelType w:val="singleLevel"/>
-    <w:tmpl w:val="FC1C6D34"/>
+    <w:tmpl w:val="75C22C16"/>
     <w:lvl w:ilvl="0">
       <w:start w:val="1"/>
       <w:numFmt w:val="decimal"/>
@@ -554,7 +641,7 @@
   <w:abstractNum w:abstractNumId="4" w15:restartNumberingAfterBreak="0">
     <w:nsid w:val="FFFFFF80"/>
     <w:multiLevelType w:val="singleLevel"/>
-    <w:tmpl w:val="3FCA89FA"/>
+    <w:tmpl w:val="D05CE552"/>
     <w:lvl w:ilvl="0">
       <w:start w:val="1"/>
       <w:numFmt w:val="bullet"/>
@@ -574,7 +661,7 @@
   <w:abstractNum w:abstractNumId="5" w15:restartNumberingAfterBreak="0">
     <w:nsid w:val="FFFFFF81"/>
     <w:multiLevelType w:val="singleLevel"/>
-    <w:tmpl w:val="8506D8D0"/>
+    <w:tmpl w:val="D6FABEE4"/>
     <w:lvl w:ilvl="0">
       <w:start w:val="1"/>
       <w:numFmt w:val="bullet"/>
@@ -594,7 +681,7 @@
   <w:abstractNum w:abstractNumId="6" w15:restartNumberingAfterBreak="0">
     <w:nsid w:val="FFFFFF82"/>
     <w:multiLevelType w:val="singleLevel"/>
-    <w:tmpl w:val="9EE2D8FA"/>
+    <w:tmpl w:val="50A8A10C"/>
     <w:lvl w:ilvl="0">
       <w:start w:val="1"/>
       <w:numFmt w:val="bullet"/>
@@ -614,7 +701,7 @@
   <w:abstractNum w:abstractNumId="7" w15:restartNumberingAfterBreak="0">
     <w:nsid w:val="FFFFFF83"/>
     <w:multiLevelType w:val="singleLevel"/>
-    <w:tmpl w:val="B33487B0"/>
+    <w:tmpl w:val="06A8A0EE"/>
     <w:lvl w:ilvl="0">
       <w:start w:val="1"/>
       <w:numFmt w:val="bullet"/>
@@ -634,7 +721,7 @@
   <w:abstractNum w:abstractNumId="8" w15:restartNumberingAfterBreak="0">
     <w:nsid w:val="FFFFFF88"/>
     <w:multiLevelType w:val="singleLevel"/>
-    <w:tmpl w:val="13760BB2"/>
+    <w:tmpl w:val="1DA0EC5E"/>
     <w:lvl w:ilvl="0">
       <w:start w:val="1"/>
       <w:numFmt w:val="decimal"/>
@@ -651,7 +738,7 @@
   <w:abstractNum w:abstractNumId="9" w15:restartNumberingAfterBreak="0">
     <w:nsid w:val="FFFFFF89"/>
     <w:multiLevelType w:val="singleLevel"/>
-    <w:tmpl w:val="DAB86A18"/>
+    <w:tmpl w:val="412A6E96"/>
     <w:lvl w:ilvl="0">
       <w:start w:val="1"/>
       <w:numFmt w:val="bullet"/>
@@ -1990,14 +2077,6 @@
     </w:rPr>
     <w:tblPr>
       <w:jc w:val="center"/>
-      <w:tblBorders>
-        <w:top w:val="none" w:sz="0" w:space="0" w:color="auto"/>
-        <w:left w:val="none" w:sz="0" w:space="0" w:color="auto"/>
-        <w:bottom w:val="none" w:sz="0" w:space="0" w:color="auto"/>
-        <w:right w:val="none" w:sz="0" w:space="0" w:color="auto"/>
-        <w:insideH w:val="none" w:sz="0" w:space="0" w:color="auto"/>
-        <w:insideV w:val="none" w:sz="0" w:space="0" w:color="auto"/>
-      </w:tblBorders>
     </w:tblPr>
     <w:trPr>
       <w:jc w:val="center"/>
@@ -2197,6 +2276,30 @@
         <w:insideV w:val="single" w:sz="4" w:space="0" w:color="auto"/>
       </w:tblBorders>
     </w:tblPr>
+  </w:style>
+  <w:style w:type="paragraph" w:customStyle="1" w:styleId="MTDisplayEquation">
+    <w:name w:val="MTDisplayEquation"/>
+    <w:basedOn w:val="a1"/>
+    <w:next w:val="a0"/>
+    <w:link w:val="MTDisplayEquation0"/>
+    <w:rsid w:val="005D2D3F"/>
+    <w:pPr>
+      <w:tabs>
+        <w:tab w:val="center" w:pos="4320"/>
+        <w:tab w:val="right" w:pos="8640"/>
+      </w:tabs>
+      <w:spacing w:line="240" w:lineRule="auto"/>
+    </w:pPr>
+  </w:style>
+  <w:style w:type="character" w:customStyle="1" w:styleId="MTDisplayEquation0">
+    <w:name w:val="MTDisplayEquation 字符"/>
+    <w:basedOn w:val="a5"/>
+    <w:link w:val="MTDisplayEquation"/>
+    <w:rsid w:val="005D2D3F"/>
+    <w:rPr>
+      <w:rFonts w:ascii="Times New Roman" w:eastAsia="宋体" w:hAnsi="Times New Roman"/>
+      <w:sz w:val="21"/>
+    </w:rPr>
   </w:style>
 </w:styles>
 </file>

--- a/src/templates/reference.docx
+++ b/src/templates/reference.docx
@@ -266,10 +266,10 @@
             <v:path o:extrusionok="f" gradientshapeok="t" o:connecttype="rect"/>
             <o:lock v:ext="edit" aspectratio="t"/>
           </v:shapetype>
-          <v:shape id="_x0000_i1043" type="#_x0000_t75" style="width:86.9pt;height:14.9pt" o:ole="">
+          <v:shape id="_x0000_i1025" type="#_x0000_t75" style="width:87.1pt;height:15.1pt" o:ole="">
             <v:imagedata r:id="rId9" o:title=""/>
           </v:shape>
-          <o:OLEObject Type="Embed" ProgID="Equation.DSMT4" ShapeID="_x0000_i1043" DrawAspect="Content" ObjectID="_1835940955" r:id="rId10"/>
+          <o:OLEObject Type="Embed" ProgID="Equation.DSMT4" ShapeID="_x0000_i1025" DrawAspect="Content" ObjectID="_1835946954" r:id="rId10"/>
         </w:object>
       </w:r>
       <w:r>
@@ -290,41 +290,97 @@
       <w:r>
         <w:fldChar w:fldCharType="end"/>
       </w:r>
+      <w:bookmarkStart w:id="9" w:name="ZEqnNum835215"/>
       <w:r>
         <w:instrText>(</w:instrText>
       </w:r>
-      <w:r>
-        <w:fldChar w:fldCharType="begin"/>
-      </w:r>
-      <w:r>
-        <w:instrText xml:space="preserve"> SEQ MTEqn \c \* Arabic \* MERGEFORMAT </w:instrText>
-      </w:r>
-      <w:r>
-        <w:fldChar w:fldCharType="separate"/>
-      </w:r>
-      <w:r>
-        <w:rPr>
-          <w:noProof/>
-        </w:rPr>
-        <w:instrText>1</w:instrText>
-      </w:r>
+      <w:fldSimple w:instr=" SEQ MTEqn \c \* Arabic \* MERGEFORMAT ">
+        <w:r>
+          <w:rPr>
+            <w:noProof/>
+          </w:rPr>
+          <w:instrText>1</w:instrText>
+        </w:r>
+      </w:fldSimple>
+      <w:r>
+        <w:instrText>)</w:instrText>
+      </w:r>
+      <w:bookmarkEnd w:id="9"/>
       <w:r>
         <w:fldChar w:fldCharType="end"/>
       </w:r>
-      <w:r>
-        <w:instrText>)</w:instrText>
-      </w:r>
-      <w:r>
-        <w:fldChar w:fldCharType="end"/>
-      </w:r>
     </w:p>
     <w:p>
       <w:pPr>
         <w:pStyle w:val="a1"/>
+      </w:pPr>
+      <w:r>
         <w:rPr>
           <w:rFonts w:hint="eastAsia"/>
         </w:rPr>
-      </w:pPr>
+        <w:t>公式引用</w:t>
+      </w:r>
+      <w:r>
+        <w:rPr>
+          <w:iCs/>
+        </w:rPr>
+        <w:fldChar w:fldCharType="begin"/>
+      </w:r>
+      <w:r>
+        <w:rPr>
+          <w:iCs/>
+        </w:rPr>
+        <w:instrText xml:space="preserve"> </w:instrText>
+      </w:r>
+      <w:r>
+        <w:rPr>
+          <w:rFonts w:hint="eastAsia"/>
+          <w:iCs/>
+        </w:rPr>
+        <w:instrText>GOTOBUTTON ZEqnNum835215  \* MERGEFORMAT</w:instrText>
+      </w:r>
+      <w:r>
+        <w:rPr>
+          <w:iCs/>
+        </w:rPr>
+        <w:instrText xml:space="preserve"> </w:instrText>
+      </w:r>
+      <w:r>
+        <w:rPr>
+          <w:iCs/>
+        </w:rPr>
+        <w:fldChar w:fldCharType="begin"/>
+      </w:r>
+      <w:r>
+        <w:rPr>
+          <w:iCs/>
+        </w:rPr>
+        <w:instrText xml:space="preserve"> REF ZEqnNum835215 \* Charformat \! \* MERGEFORMAT </w:instrText>
+      </w:r>
+      <w:r>
+        <w:rPr>
+          <w:iCs/>
+        </w:rPr>
+        <w:fldChar w:fldCharType="separate"/>
+      </w:r>
+      <w:r>
+        <w:rPr>
+          <w:iCs/>
+        </w:rPr>
+        <w:instrText>(1)</w:instrText>
+      </w:r>
+      <w:r>
+        <w:rPr>
+          <w:iCs/>
+        </w:rPr>
+        <w:fldChar w:fldCharType="end"/>
+      </w:r>
+      <w:r>
+        <w:rPr>
+          <w:iCs/>
+        </w:rPr>
+        <w:fldChar w:fldCharType="end"/>
+      </w:r>
     </w:p>
     <w:p>
       <w:pPr>
@@ -347,7 +403,7 @@
     </w:p>
     <w:tbl>
       <w:tblPr>
-        <w:tblStyle w:val="Table"/>
+        <w:tblStyle w:val="af2"/>
         <w:tblW w:w="0" w:type="auto"/>
         <w:tblLook w:val="07E0" w:firstRow="1" w:lastRow="1" w:firstColumn="1" w:lastColumn="1" w:noHBand="1" w:noVBand="1"/>
       </w:tblPr>
@@ -366,6 +422,7 @@
           <w:p>
             <w:pPr>
               <w:pStyle w:val="Compact"/>
+              <w:jc w:val="center"/>
             </w:pPr>
             <w:r>
               <w:t>Table</w:t>
@@ -379,6 +436,7 @@
           <w:p>
             <w:pPr>
               <w:pStyle w:val="Compact"/>
+              <w:jc w:val="center"/>
             </w:pPr>
             <w:r>
               <w:t>Table</w:t>
@@ -397,6 +455,7 @@
           <w:p>
             <w:pPr>
               <w:pStyle w:val="Compact"/>
+              <w:jc w:val="center"/>
             </w:pPr>
             <w:r>
               <w:t>1</w:t>
@@ -410,6 +469,7 @@
           <w:p>
             <w:pPr>
               <w:pStyle w:val="Compact"/>
+              <w:jc w:val="center"/>
             </w:pPr>
             <w:r>
               <w:t>2</w:t>
@@ -432,9 +492,11 @@
       <w:pPr>
         <w:pStyle w:val="DefinitionTerm"/>
       </w:pPr>
+      <w:proofErr w:type="spellStart"/>
       <w:r>
         <w:t>DefinitionTerm</w:t>
       </w:r>
+      <w:proofErr w:type="spellEnd"/>
     </w:p>
     <w:p>
       <w:pPr>
@@ -448,9 +510,11 @@
       <w:pPr>
         <w:pStyle w:val="DefinitionTerm"/>
       </w:pPr>
+      <w:proofErr w:type="spellStart"/>
       <w:r>
         <w:t>DefinitionTerm</w:t>
       </w:r>
+      <w:proofErr w:type="spellEnd"/>
     </w:p>
     <w:p>
       <w:pPr>
@@ -463,9 +527,6 @@
     <w:p>
       <w:pPr>
         <w:pStyle w:val="a1"/>
-        <w:rPr>
-          <w:rFonts w:hint="eastAsia"/>
-        </w:rPr>
       </w:pPr>
     </w:p>
     <w:p>
@@ -2301,6 +2362,66 @@
       <w:sz w:val="21"/>
     </w:rPr>
   </w:style>
+  <w:style w:type="table" w:customStyle="1" w:styleId="af2">
+    <w:name w:val="三线表"/>
+    <w:basedOn w:val="a3"/>
+    <w:uiPriority w:val="99"/>
+    <w:rsid w:val="00500A0C"/>
+    <w:pPr>
+      <w:spacing w:after="0"/>
+      <w:jc w:val="center"/>
+    </w:pPr>
+    <w:rPr>
+      <w:rFonts w:ascii="Times New Roman" w:eastAsia="宋体" w:hAnsi="Times New Roman"/>
+      <w:sz w:val="18"/>
+    </w:rPr>
+    <w:tblPr>
+      <w:jc w:val="center"/>
+    </w:tblPr>
+    <w:trPr>
+      <w:jc w:val="center"/>
+    </w:trPr>
+    <w:tcPr>
+      <w:vAlign w:val="center"/>
+    </w:tcPr>
+    <w:tblStylePr w:type="firstRow">
+      <w:tblPr/>
+      <w:tcPr>
+        <w:tcBorders>
+          <w:top w:val="single" w:sz="12" w:space="0" w:color="auto"/>
+          <w:left w:val="nil"/>
+          <w:bottom w:val="single" w:sz="4" w:space="0" w:color="auto"/>
+          <w:right w:val="nil"/>
+        </w:tcBorders>
+      </w:tcPr>
+    </w:tblStylePr>
+    <w:tblStylePr w:type="lastRow">
+      <w:tblPr/>
+      <w:tcPr>
+        <w:tcBorders>
+          <w:bottom w:val="single" w:sz="12" w:space="0" w:color="auto"/>
+        </w:tcBorders>
+      </w:tcPr>
+    </w:tblStylePr>
+  </w:style>
+  <w:style w:type="table" w:styleId="af3">
+    <w:name w:val="Table Grid"/>
+    <w:basedOn w:val="a3"/>
+    <w:rsid w:val="00500A0C"/>
+    <w:pPr>
+      <w:spacing w:after="0"/>
+    </w:pPr>
+    <w:tblPr>
+      <w:tblBorders>
+        <w:top w:val="single" w:sz="4" w:space="0" w:color="auto"/>
+        <w:left w:val="single" w:sz="4" w:space="0" w:color="auto"/>
+        <w:bottom w:val="single" w:sz="4" w:space="0" w:color="auto"/>
+        <w:right w:val="single" w:sz="4" w:space="0" w:color="auto"/>
+        <w:insideH w:val="single" w:sz="4" w:space="0" w:color="auto"/>
+        <w:insideV w:val="single" w:sz="4" w:space="0" w:color="auto"/>
+      </w:tblBorders>
+    </w:tblPr>
+  </w:style>
 </w:styles>
 </file>
 

--- a/src/templates/reference.docx
+++ b/src/templates/reference.docx
@@ -269,7 +269,7 @@
           <v:shape id="_x0000_i1025" type="#_x0000_t75" style="width:87.1pt;height:15.1pt" o:ole="">
             <v:imagedata r:id="rId9" o:title=""/>
           </v:shape>
-          <o:OLEObject Type="Embed" ProgID="Equation.DSMT4" ShapeID="_x0000_i1025" DrawAspect="Content" ObjectID="_1835946954" r:id="rId10"/>
+          <o:OLEObject Type="Embed" ProgID="Equation.DSMT4" ShapeID="_x0000_i1025" DrawAspect="Content" ObjectID="_1835954576" r:id="rId10"/>
         </w:object>
       </w:r>
       <w:r>
@@ -294,14 +294,27 @@
       <w:r>
         <w:instrText>(</w:instrText>
       </w:r>
-      <w:fldSimple w:instr=" SEQ MTEqn \c \* Arabic \* MERGEFORMAT ">
-        <w:r>
-          <w:rPr>
-            <w:noProof/>
-          </w:rPr>
-          <w:instrText>1</w:instrText>
-        </w:r>
-      </w:fldSimple>
+      <w:r>
+        <w:fldChar w:fldCharType="begin"/>
+      </w:r>
+      <w:r>
+        <w:instrText xml:space="preserve"> SEQ MTEqn \c \* Arabic \* MERGEFORMAT </w:instrText>
+      </w:r>
+      <w:r>
+        <w:fldChar w:fldCharType="separate"/>
+      </w:r>
+      <w:r>
+        <w:rPr>
+          <w:noProof/>
+        </w:rPr>
+        <w:instrText>1</w:instrText>
+      </w:r>
+      <w:r>
+        <w:rPr>
+          <w:noProof/>
+        </w:rPr>
+        <w:fldChar w:fldCharType="end"/>
+      </w:r>
       <w:r>
         <w:instrText>)</w:instrText>
       </w:r>
@@ -2366,7 +2379,7 @@
     <w:name w:val="三线表"/>
     <w:basedOn w:val="a3"/>
     <w:uiPriority w:val="99"/>
-    <w:rsid w:val="00500A0C"/>
+    <w:rsid w:val="00722D03"/>
     <w:pPr>
       <w:spacing w:after="0"/>
       <w:jc w:val="center"/>
